--- a/samples/templates/organization/de_nghi_thanh_toan.docx
+++ b/samples/templates/organization/de_nghi_thanh_toan.docx
@@ -4,7 +4,7 @@
   <w:body>
     <w:tbl>
       <w:tblPr>
-        <w:tblStyle w:val="LiBang"/>
+        <w:tblStyle w:val="TableGrid"/>
         <w:tblW w:w="10709" w:type="dxa"/>
         <w:tblInd w:w="-284" w:type="dxa"/>
         <w:tblBorders>
@@ -74,39 +74,6 @@
                 <w:sz w:val="22"/>
               </w:rPr>
               <w:t>Số {{SO_DE_NGHI_THANH_TOAN}}</w:t>
-            </w:r>
-            <w:r>
-              <w:rPr>
-                <w:sz w:val="22"/>
-              </w:rPr>
-            </w:r>
-            <w:r>
-              <w:rPr>
-                <w:color w:val="000000"/>
-                <w:sz w:val="22"/>
-              </w:rPr>
-            </w:r>
-            <w:r>
-              <w:rPr>
-                <w:color w:val="000000"/>
-                <w:sz w:val="22"/>
-              </w:rPr>
-            </w:r>
-            <w:r>
-              <w:rPr>
-                <w:color w:val="000000"/>
-                <w:sz w:val="22"/>
-              </w:rPr>
-            </w:r>
-            <w:r>
-              <w:rPr>
-                <w:sz w:val="22"/>
-              </w:rPr>
-            </w:r>
-            <w:r>
-              <w:rPr>
-                <w:sz w:val="22"/>
-              </w:rPr>
             </w:r>
           </w:p>
           <w:p>
@@ -237,7 +204,7 @@
                 </mc:Choice>
                 <mc:Fallback>
                   <w:pict>
-                    <v:line w14:anchorId="43D29A14" id="Straight Connector 1" o:spid="_x0000_s1026" style="position:absolute;z-index:251659264;visibility:visible;mso-wrap-style:square;mso-wrap-distance-left:9pt;mso-wrap-distance-top:0;mso-wrap-distance-right:9pt;mso-wrap-distance-bottom:0;mso-position-horizontal:absolute;mso-position-horizontal-relative:text;mso-position-vertical:absolute;mso-position-vertical-relative:text" from="80.05pt,13.95pt" to="212.8pt,13.95pt" o:gfxdata="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" strokecolor="black [3200]" strokeweight=".5pt">
+                    <v:line w14:anchorId="5E344F46" id="Straight Connector 1" o:spid="_x0000_s1026" style="position:absolute;z-index:251659264;visibility:visible;mso-wrap-style:square;mso-wrap-distance-left:9pt;mso-wrap-distance-top:0;mso-wrap-distance-right:9pt;mso-wrap-distance-bottom:0;mso-position-horizontal:absolute;mso-position-horizontal-relative:text;mso-position-vertical:absolute;mso-position-vertical-relative:text" from="80.05pt,13.95pt" to="212.8pt,13.95pt" o:gfxdata="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" strokecolor="black [3200]" strokeweight=".5pt">
                       <v:stroke joinstyle="miter"/>
                     </v:line>
                   </w:pict>
@@ -270,72 +237,6 @@
           <w:sz w:val="22"/>
         </w:rPr>
         <w:t>TP HCM, ngày {{NGAY}} tháng {{THANG}} năm {{NAM}}</w:t>
-      </w:r>
-      <w:r>
-        <w:rPr>
-          <w:i/>
-          <w:sz w:val="22"/>
-        </w:rPr>
-      </w:r>
-      <w:r>
-        <w:rPr>
-          <w:i/>
-          <w:sz w:val="22"/>
-        </w:rPr>
-      </w:r>
-      <w:r>
-        <w:rPr>
-          <w:i/>
-          <w:sz w:val="22"/>
-        </w:rPr>
-      </w:r>
-      <w:r>
-        <w:rPr>
-          <w:i/>
-          <w:sz w:val="22"/>
-        </w:rPr>
-      </w:r>
-      <w:r>
-        <w:rPr>
-          <w:i/>
-          <w:sz w:val="22"/>
-        </w:rPr>
-      </w:r>
-      <w:r>
-        <w:rPr>
-          <w:i/>
-          <w:sz w:val="22"/>
-        </w:rPr>
-      </w:r>
-      <w:r>
-        <w:rPr>
-          <w:i/>
-          <w:sz w:val="22"/>
-        </w:rPr>
-      </w:r>
-      <w:r>
-        <w:rPr>
-          <w:i/>
-          <w:sz w:val="22"/>
-        </w:rPr>
-      </w:r>
-      <w:r>
-        <w:rPr>
-          <w:i/>
-          <w:sz w:val="22"/>
-        </w:rPr>
-      </w:r>
-      <w:r>
-        <w:rPr>
-          <w:i/>
-          <w:sz w:val="22"/>
-        </w:rPr>
-      </w:r>
-      <w:r>
-        <w:rPr>
-          <w:i/>
-          <w:sz w:val="22"/>
-        </w:rPr>
       </w:r>
     </w:p>
     <w:p>
@@ -359,19 +260,6 @@
         </w:rPr>
         <w:t>Kính gửi: {{TEN_KHACH_HANG}}</w:t>
       </w:r>
-      <w:r>
-        <w:rPr>
-          <w:sz w:val="22"/>
-        </w:rPr>
-      </w:r>
-      <w:r>
-        <w:rPr>
-          <w:b/>
-          <w:bCs/>
-          <w:sz w:val="22"/>
-          <w:lang w:val="pt-BR"/>
-        </w:rPr>
-      </w:r>
     </w:p>
     <w:p>
       <w:pPr>
@@ -386,22 +274,6 @@
           <w:sz w:val="22"/>
         </w:rPr>
         <w:t>Trước hết, thay mặt công ty Cổ phần Thẩm định giá Thế Kỷ, tôi xin chân thành cảm ơn {{TEN_KHACH_HANG}} đã tin tưởng và lựa chọn dịch vụ của chúng tôi.</w:t>
-      </w:r>
-      <w:r>
-        <w:rPr>
-          <w:sz w:val="22"/>
-          <w:lang w:val="pt-BR"/>
-        </w:rPr>
-      </w:r>
-      <w:r>
-        <w:rPr>
-          <w:sz w:val="22"/>
-        </w:rPr>
-      </w:r>
-      <w:r>
-        <w:rPr>
-          <w:sz w:val="22"/>
-        </w:rPr>
       </w:r>
     </w:p>
     <w:p>
@@ -418,40 +290,6 @@
         </w:rPr>
         <w:t xml:space="preserve">Theo điều khoản 5 của Hợp đồng số {{SO_HOP_DONG_VAN_BAN}}, xin gửi tới Quý vị giấy đề nghị thanh toán này. </w:t>
       </w:r>
-      <w:r>
-        <w:rPr>
-          <w:sz w:val="22"/>
-        </w:rPr>
-      </w:r>
-      <w:r>
-        <w:rPr>
-          <w:b/>
-          <w:sz w:val="22"/>
-        </w:rPr>
-      </w:r>
-      <w:r>
-        <w:rPr>
-          <w:b/>
-          <w:sz w:val="22"/>
-        </w:rPr>
-      </w:r>
-      <w:r>
-        <w:rPr>
-          <w:b/>
-          <w:sz w:val="22"/>
-        </w:rPr>
-      </w:r>
-      <w:r>
-        <w:rPr>
-          <w:b/>
-          <w:sz w:val="22"/>
-        </w:rPr>
-      </w:r>
-      <w:r>
-        <w:rPr>
-          <w:sz w:val="22"/>
-        </w:rPr>
-      </w:r>
     </w:p>
     <w:tbl>
       <w:tblPr>
@@ -460,16 +298,16 @@
         <w:tblLook w:val="01E0" w:firstRow="1" w:lastRow="1" w:firstColumn="1" w:lastColumn="1" w:noHBand="0" w:noVBand="0"/>
       </w:tblPr>
       <w:tblGrid>
-        <w:gridCol w:w="95"/>
-        <w:gridCol w:w="1394"/>
-        <w:gridCol w:w="2874"/>
-        <w:gridCol w:w="245"/>
-        <w:gridCol w:w="342"/>
-        <w:gridCol w:w="1256"/>
-        <w:gridCol w:w="284"/>
-        <w:gridCol w:w="1227"/>
-        <w:gridCol w:w="1963"/>
-        <w:gridCol w:w="11"/>
+        <w:gridCol w:w="98"/>
+        <w:gridCol w:w="640"/>
+        <w:gridCol w:w="2610"/>
+        <w:gridCol w:w="355"/>
+        <w:gridCol w:w="444"/>
+        <w:gridCol w:w="1408"/>
+        <w:gridCol w:w="207"/>
+        <w:gridCol w:w="1310"/>
+        <w:gridCol w:w="2824"/>
+        <w:gridCol w:w="10"/>
       </w:tblGrid>
       <w:tr>
         <w:trPr>
@@ -578,24 +416,6 @@
                 <w:sz w:val="22"/>
               </w:rPr>
               <w:t>Hợp đồng số {{SO_HOP_DONG_VAN_BAN}}</w:t>
-            </w:r>
-            <w:r>
-              <w:rPr>
-                <w:bCs/>
-                <w:sz w:val="22"/>
-              </w:rPr>
-            </w:r>
-            <w:r>
-              <w:rPr>
-                <w:bCs/>
-                <w:sz w:val="22"/>
-              </w:rPr>
-            </w:r>
-            <w:r>
-              <w:rPr>
-                <w:bCs/>
-                <w:sz w:val="22"/>
-              </w:rPr>
             </w:r>
           </w:p>
         </w:tc>
@@ -879,24 +699,6 @@
               </w:rPr>
               <w:t>Thanh toán phí dịch vụ Thẩm định theo HĐ số {{SO_HOP_DONG_VAN_BAN}}</w:t>
             </w:r>
-            <w:r>
-              <w:rPr>
-                <w:bCs/>
-                <w:sz w:val="22"/>
-              </w:rPr>
-            </w:r>
-            <w:r>
-              <w:rPr>
-                <w:bCs/>
-                <w:sz w:val="22"/>
-              </w:rPr>
-            </w:r>
-            <w:r>
-              <w:rPr>
-                <w:bCs/>
-                <w:sz w:val="22"/>
-              </w:rPr>
-            </w:r>
           </w:p>
         </w:tc>
         <w:tc>
@@ -926,31 +728,7 @@
                 <w:sz w:val="22"/>
                 <w:lang w:val="nl-NL"/>
               </w:rPr>
-              <w:t>{{CON_LAI_THANH_TOAN}}</w:t>
-            </w:r>
-            <w:r>
-              <w:rPr>
-                <w:b/>
-                <w:bCs/>
-                <w:sz w:val="22"/>
-                <w:lang w:val="nl-NL"/>
-              </w:rPr>
-            </w:r>
-            <w:r>
-              <w:rPr>
-                <w:b/>
-                <w:bCs/>
-                <w:sz w:val="22"/>
-                <w:lang w:val="nl-NL"/>
-              </w:rPr>
-            </w:r>
-            <w:r>
-              <w:rPr>
-                <w:b/>
-                <w:bCs/>
-                <w:sz w:val="22"/>
-                <w:lang w:val="nl-NL"/>
-              </w:rPr>
+              <w:t>{{PHI_THAM_DINH}}</w:t>
             </w:r>
           </w:p>
         </w:tc>
@@ -983,7 +761,7 @@
                 <w:sz w:val="22"/>
                 <w:lang w:val="nl-NL"/>
               </w:rPr>
-              <w:t>{{PHI_THAM_DINH}}</w:t>
+              <w:t>{{TAM_UNG}}</w:t>
             </w:r>
           </w:p>
         </w:tc>
@@ -1014,31 +792,7 @@
                 <w:sz w:val="22"/>
                 <w:lang w:val="nl-NL"/>
               </w:rPr>
-              <w:t>{{TAM_UNG}}</w:t>
-            </w:r>
-            <w:r>
-              <w:rPr>
-                <w:b/>
-                <w:bCs/>
-                <w:sz w:val="22"/>
-                <w:lang w:val="nl-NL"/>
-              </w:rPr>
-            </w:r>
-            <w:r>
-              <w:rPr>
-                <w:b/>
-                <w:bCs/>
-                <w:sz w:val="22"/>
-                <w:lang w:val="nl-NL"/>
-              </w:rPr>
-            </w:r>
-            <w:r>
-              <w:rPr>
-                <w:b/>
-                <w:bCs/>
-                <w:sz w:val="22"/>
-                <w:lang w:val="nl-NL"/>
-              </w:rPr>
+              <w:t>{{CON_LAI_THANH_TOAN}}</w:t>
             </w:r>
           </w:p>
         </w:tc>
@@ -1079,68 +833,17 @@
                 <w:bCs/>
                 <w:sz w:val="22"/>
               </w:rPr>
-              <w:t>{{CON_LAI_THANH_TOAN}}</w:t>
+              <w:t xml:space="preserve">Số tiền bằng chữ: </w:t>
             </w:r>
             <w:r>
               <w:rPr>
                 <w:b/>
                 <w:bCs/>
                 <w:i/>
-                <w:sz w:val="22"/>
-                <w:lang w:val="nl-NL"/>
-              </w:rPr>
-            </w:r>
-            <w:r>
-              <w:rPr>
-                <w:b/>
-                <w:bCs/>
-                <w:i/>
-                <w:sz w:val="22"/>
-                <w:lang w:val="nl-NL"/>
-              </w:rPr>
-            </w:r>
-            <w:r>
-              <w:rPr>
-                <w:b/>
-                <w:bCs/>
-                <w:i/>
-                <w:sz w:val="22"/>
-                <w:lang w:val="nl-NL"/>
-              </w:rPr>
-            </w:r>
-            <w:r>
-              <w:rPr>
-                <w:b/>
-                <w:bCs/>
-                <w:i/>
-                <w:sz w:val="22"/>
-                <w:lang w:val="nl-NL"/>
-              </w:rPr>
-            </w:r>
-            <w:r>
-              <w:rPr>
-                <w:b/>
-                <w:bCs/>
-                <w:i/>
-                <w:sz w:val="22"/>
-                <w:lang w:val="nl-NL"/>
-              </w:rPr>
-            </w:r>
-            <w:r>
-              <w:rPr>
-                <w:b/>
-                <w:bCs/>
-                <w:i/>
-                <w:sz w:val="22"/>
-                <w:lang w:val="nl-NL"/>
-              </w:rPr>
-            </w:r>
-            <w:r>
-              <w:rPr>
-                <w:b/>
-                <w:bCs/>
-                <w:sz w:val="22"/>
-              </w:rPr>
+                <w:iCs/>
+                <w:sz w:val="22"/>
+              </w:rPr>
+              <w:t>{{CON_LAI_THANH_TOAN_BANG_CHU}}</w:t>
             </w:r>
           </w:p>
         </w:tc>
@@ -1275,7 +978,7 @@
     </w:p>
     <w:tbl>
       <w:tblPr>
-        <w:tblStyle w:val="LiBang"/>
+        <w:tblStyle w:val="TableGrid"/>
         <w:tblW w:w="0" w:type="auto"/>
         <w:tblBorders>
           <w:top w:val="none" w:sz="0" w:space="0" w:color="auto"/>
@@ -1482,7 +1185,7 @@
     <w:p/>
     <w:sectPr>
       <w:headerReference w:type="default" r:id="rId6"/>
-      <w:footerReference w:type="default" r:id="rId9"/>
+      <w:footerReference w:type="default" r:id="rId7"/>
       <w:pgSz w:w="12240" w:h="15840"/>
       <w:pgMar w:top="1418" w:right="1134" w:bottom="851" w:left="1418" w:header="720" w:footer="720" w:gutter="0"/>
       <w:cols w:space="720"/>
@@ -1518,12 +1221,8 @@
 </file>
 
 <file path=word/footer1.xml><?xml version="1.0" encoding="utf-8"?>
-<w:ftr xmlns:m="http://schemas.openxmlformats.org/officeDocument/2006/math" xmlns:mc="http://schemas.openxmlformats.org/markup-compatibility/2006" xmlns:mo="http://schemas.microsoft.com/office/mac/office/2008/main" xmlns:mv="urn:schemas-microsoft-com:mac:vml" xmlns:o="urn:schemas-microsoft-com:office:office" xmlns:r="http://schemas.openxmlformats.org/officeDocument/2006/relationships" xmlns:v="urn:schemas-microsoft-com:vml" xmlns:w10="urn:schemas-microsoft-com:office:word" xmlns:w14="http://schemas.microsoft.com/office/word/2010/wordml" xmlns:w="http://schemas.openxmlformats.org/wordprocessingml/2006/main" xmlns:wne="http://schemas.microsoft.com/office/word/2006/wordml" xmlns:wp14="http://schemas.microsoft.com/office/word/2010/wordprocessingDrawing" xmlns:wp="http://schemas.openxmlformats.org/drawingml/2006/wordprocessingDrawing" xmlns:wpc="http://schemas.microsoft.com/office/word/2010/wordprocessingCanvas" xmlns:wpg="http://schemas.microsoft.com/office/word/2010/wordprocessingGroup" xmlns:wpi="http://schemas.microsoft.com/office/word/2010/wordprocessingInk" xmlns:wps="http://schemas.microsoft.com/office/word/2010/wordprocessingShape" mc:Ignorable="w14 wp14">
-  <w:p>
-    <w:pPr>
-      <w:pStyle w:val="Footer"/>
-    </w:pPr>
-  </w:p>
+<w:ftr xmlns:wpc="http://schemas.microsoft.com/office/word/2010/wordprocessingCanvas" xmlns:cx="http://schemas.microsoft.com/office/drawing/2014/chartex" xmlns:cx1="http://schemas.microsoft.com/office/drawing/2015/9/8/chartex" xmlns:cx2="http://schemas.microsoft.com/office/drawing/2015/10/21/chartex" xmlns:cx3="http://schemas.microsoft.com/office/drawing/2016/5/9/chartex" xmlns:cx4="http://schemas.microsoft.com/office/drawing/2016/5/10/chartex" xmlns:cx5="http://schemas.microsoft.com/office/drawing/2016/5/11/chartex" xmlns:cx6="http://schemas.microsoft.com/office/drawing/2016/5/12/chartex" xmlns:cx7="http://schemas.microsoft.com/office/drawing/2016/5/13/chartex" xmlns:cx8="http://schemas.microsoft.com/office/drawing/2016/5/14/chartex" xmlns:mc="http://schemas.openxmlformats.org/markup-compatibility/2006" xmlns:aink="http://schemas.microsoft.com/office/drawing/2016/ink" xmlns:am3d="http://schemas.microsoft.com/office/drawing/2017/model3d" xmlns:o="urn:schemas-microsoft-com:office:office" xmlns:oel="http://schemas.microsoft.com/office/2019/extlst" xmlns:r="http://schemas.openxmlformats.org/officeDocument/2006/relationships" xmlns:m="http://schemas.openxmlformats.org/officeDocument/2006/math" xmlns:v="urn:schemas-microsoft-com:vml" xmlns:wp14="http://schemas.microsoft.com/office/word/2010/wordprocessingDrawing" xmlns:wp="http://schemas.openxmlformats.org/drawingml/2006/wordprocessingDrawing" xmlns:w10="urn:schemas-microsoft-com:office:word" xmlns:w="http://schemas.openxmlformats.org/wordprocessingml/2006/main" xmlns:w14="http://schemas.microsoft.com/office/word/2010/wordml" xmlns:w15="http://schemas.microsoft.com/office/word/2012/wordml" xmlns:w16cex="http://schemas.microsoft.com/office/word/2018/wordml/cex" xmlns:w16cid="http://schemas.microsoft.com/office/word/2016/wordml/cid" xmlns:w16="http://schemas.microsoft.com/office/word/2018/wordml" xmlns:w16du="http://schemas.microsoft.com/office/word/2023/wordml/word16du" xmlns:w16sdtdh="http://schemas.microsoft.com/office/word/2020/wordml/sdtdatahash" xmlns:w16sdtfl="http://schemas.microsoft.com/office/word/2024/wordml/sdtformatlock" xmlns:w16se="http://schemas.microsoft.com/office/word/2015/wordml/symex" xmlns:wpg="http://schemas.microsoft.com/office/word/2010/wordprocessingGroup" xmlns:wpi="http://schemas.microsoft.com/office/word/2010/wordprocessingInk" xmlns:wne="http://schemas.microsoft.com/office/word/2006/wordml" xmlns:wps="http://schemas.microsoft.com/office/word/2010/wordprocessingShape" mc:Ignorable="w14 w15 w16se w16cid w16 w16cex w16sdtdh w16sdtfl w16du wp14">
+  <w:p/>
 </w:ftr>
 </file>
 
@@ -1556,7 +1255,7 @@
 <w:hdr xmlns:wpc="http://schemas.microsoft.com/office/word/2010/wordprocessingCanvas" xmlns:cx="http://schemas.microsoft.com/office/drawing/2014/chartex" xmlns:cx1="http://schemas.microsoft.com/office/drawing/2015/9/8/chartex" xmlns:cx2="http://schemas.microsoft.com/office/drawing/2015/10/21/chartex" xmlns:cx3="http://schemas.microsoft.com/office/drawing/2016/5/9/chartex" xmlns:cx4="http://schemas.microsoft.com/office/drawing/2016/5/10/chartex" xmlns:cx5="http://schemas.microsoft.com/office/drawing/2016/5/11/chartex" xmlns:cx6="http://schemas.microsoft.com/office/drawing/2016/5/12/chartex" xmlns:cx7="http://schemas.microsoft.com/office/drawing/2016/5/13/chartex" xmlns:cx8="http://schemas.microsoft.com/office/drawing/2016/5/14/chartex" xmlns:mc="http://schemas.openxmlformats.org/markup-compatibility/2006" xmlns:aink="http://schemas.microsoft.com/office/drawing/2016/ink" xmlns:am3d="http://schemas.microsoft.com/office/drawing/2017/model3d" xmlns:o="urn:schemas-microsoft-com:office:office" xmlns:oel="http://schemas.microsoft.com/office/2019/extlst" xmlns:r="http://schemas.openxmlformats.org/officeDocument/2006/relationships" xmlns:m="http://schemas.openxmlformats.org/officeDocument/2006/math" xmlns:v="urn:schemas-microsoft-com:vml" xmlns:wp14="http://schemas.microsoft.com/office/word/2010/wordprocessingDrawing" xmlns:wp="http://schemas.openxmlformats.org/drawingml/2006/wordprocessingDrawing" xmlns:w10="urn:schemas-microsoft-com:office:word" xmlns:w="http://schemas.openxmlformats.org/wordprocessingml/2006/main" xmlns:w14="http://schemas.microsoft.com/office/word/2010/wordml" xmlns:w15="http://schemas.microsoft.com/office/word/2012/wordml" xmlns:w16cex="http://schemas.microsoft.com/office/word/2018/wordml/cex" xmlns:w16cid="http://schemas.microsoft.com/office/word/2016/wordml/cid" xmlns:w16="http://schemas.microsoft.com/office/word/2018/wordml" xmlns:w16du="http://schemas.microsoft.com/office/word/2023/wordml/word16du" xmlns:w16sdtdh="http://schemas.microsoft.com/office/word/2020/wordml/sdtdatahash" xmlns:w16sdtfl="http://schemas.microsoft.com/office/word/2024/wordml/sdtformatlock" xmlns:w16se="http://schemas.microsoft.com/office/word/2015/wordml/symex" xmlns:wpg="http://schemas.microsoft.com/office/word/2010/wordprocessingGroup" xmlns:wpi="http://schemas.microsoft.com/office/word/2010/wordprocessingInk" xmlns:wne="http://schemas.microsoft.com/office/word/2006/wordml" xmlns:wps="http://schemas.microsoft.com/office/word/2010/wordprocessingShape" mc:Ignorable="w14 w15 w16se w16cid w16 w16cex w16sdtdh w16sdtfl w16du wp14">
   <w:p>
     <w:pPr>
-      <w:pStyle w:val="utrang"/>
+      <w:pStyle w:val="Header"/>
     </w:pPr>
     <w:r>
       <w:rPr>
@@ -2029,18 +1728,18 @@
     <w:lsdException w:name="Unresolved Mention" w:semiHidden="1" w:unhideWhenUsed="1"/>
     <w:lsdException w:name="Smart Link" w:semiHidden="1" w:unhideWhenUsed="1"/>
   </w:latentStyles>
-  <w:style w:type="paragraph" w:default="1" w:styleId="Binhthng">
+  <w:style w:type="paragraph" w:default="1" w:styleId="Normal">
     <w:name w:val="Normal"/>
     <w:qFormat/>
     <w:rsid w:val="00086EC5"/>
   </w:style>
-  <w:style w:type="character" w:default="1" w:styleId="Phngmcinhcuaoanvn">
+  <w:style w:type="character" w:default="1" w:styleId="DefaultParagraphFont">
     <w:name w:val="Default Paragraph Font"/>
     <w:uiPriority w:val="1"/>
     <w:semiHidden/>
     <w:unhideWhenUsed/>
   </w:style>
-  <w:style w:type="table" w:default="1" w:styleId="BangThngthng">
+  <w:style w:type="table" w:default="1" w:styleId="TableNormal">
     <w:name w:val="Normal Table"/>
     <w:uiPriority w:val="99"/>
     <w:semiHidden/>
@@ -2055,15 +1754,15 @@
       </w:tblCellMar>
     </w:tblPr>
   </w:style>
-  <w:style w:type="numbering" w:default="1" w:styleId="Khngco">
+  <w:style w:type="numbering" w:default="1" w:styleId="NoList">
     <w:name w:val="No List"/>
     <w:uiPriority w:val="99"/>
     <w:semiHidden/>
     <w:unhideWhenUsed/>
   </w:style>
-  <w:style w:type="table" w:styleId="LiBang">
+  <w:style w:type="table" w:styleId="TableGrid">
     <w:name w:val="Table Grid"/>
-    <w:basedOn w:val="BangThngthng"/>
+    <w:basedOn w:val="TableNormal"/>
     <w:uiPriority w:val="39"/>
     <w:rsid w:val="00086EC5"/>
     <w:pPr>
@@ -2080,10 +1779,10 @@
       </w:tblBorders>
     </w:tblPr>
   </w:style>
-  <w:style w:type="paragraph" w:styleId="utrang">
+  <w:style w:type="paragraph" w:styleId="Header">
     <w:name w:val="header"/>
-    <w:basedOn w:val="Binhthng"/>
-    <w:link w:val="utrangChar"/>
+    <w:basedOn w:val="Normal"/>
+    <w:link w:val="HeaderChar"/>
     <w:uiPriority w:val="99"/>
     <w:unhideWhenUsed/>
     <w:rsid w:val="00086EC5"/>
@@ -2095,17 +1794,17 @@
       <w:spacing w:after="0" w:line="240" w:lineRule="auto"/>
     </w:pPr>
   </w:style>
-  <w:style w:type="character" w:customStyle="1" w:styleId="utrangChar">
-    <w:name w:val="Đầu trang Char"/>
-    <w:basedOn w:val="Phngmcinhcuaoanvn"/>
-    <w:link w:val="utrang"/>
+  <w:style w:type="character" w:customStyle="1" w:styleId="HeaderChar">
+    <w:name w:val="Header Char"/>
+    <w:basedOn w:val="DefaultParagraphFont"/>
+    <w:link w:val="Header"/>
     <w:uiPriority w:val="99"/>
     <w:rsid w:val="00086EC5"/>
   </w:style>
-  <w:style w:type="paragraph" w:styleId="Chntrang">
+  <w:style w:type="paragraph" w:styleId="Footer">
     <w:name w:val="footer"/>
-    <w:basedOn w:val="Binhthng"/>
-    <w:link w:val="ChntrangChar"/>
+    <w:basedOn w:val="Normal"/>
+    <w:link w:val="FooterChar"/>
     <w:uiPriority w:val="99"/>
     <w:unhideWhenUsed/>
     <w:rsid w:val="00086EC5"/>
@@ -2117,10 +1816,10 @@
       <w:spacing w:after="0" w:line="240" w:lineRule="auto"/>
     </w:pPr>
   </w:style>
-  <w:style w:type="character" w:customStyle="1" w:styleId="ChntrangChar">
-    <w:name w:val="Chân trang Char"/>
-    <w:basedOn w:val="Phngmcinhcuaoanvn"/>
-    <w:link w:val="Chntrang"/>
+  <w:style w:type="character" w:customStyle="1" w:styleId="FooterChar">
+    <w:name w:val="Footer Char"/>
+    <w:basedOn w:val="DefaultParagraphFont"/>
+    <w:link w:val="Footer"/>
     <w:uiPriority w:val="99"/>
     <w:rsid w:val="00086EC5"/>
   </w:style>
